--- a/submission/08_Highlights.docx
+++ b/submission/08_Highlights.docx
@@ -20,7 +20,7 @@
         <w:pStyle w:val="Compact"/>
       </w:pPr>
       <w:r>
-        <w:t xml:space="preserve">Vietnam’s FTSE upgrade cut illiquidity of likely index stocks by 24% to 56%</w:t>
+        <w:t xml:space="preserve">Likely index stocks’ illiquidity fell 24% to 56% relative to peers after FTSE’s steps</w:t>
       </w:r>
     </w:p>
     <w:p>

--- a/submission/08_Highlights.docx
+++ b/submission/08_Highlights.docx
@@ -6,6 +6,7 @@
     <w:p>
       <w:pPr>
         <w:pStyle w:val="Heading1"/>
+        <w:jc w:val="left"/>
       </w:pPr>
       <w:r>
         <w:t xml:space="preserve">Highlights</w:t>
@@ -13,11 +14,12 @@
     </w:p>
     <w:p>
       <w:pPr>
+        <w:pStyle w:val="Compact"/>
         <w:numPr>
           <w:ilvl w:val="0"/>
           <w:numId w:val="1001"/>
         </w:numPr>
-        <w:pStyle w:val="Compact"/>
+        <w:jc w:val="left"/>
       </w:pPr>
       <w:r>
         <w:t xml:space="preserve">Likely index stocks’ illiquidity fell 24% to 56% relative to peers after FTSE’s steps</w:t>
@@ -25,11 +27,12 @@
     </w:p>
     <w:p>
       <w:pPr>
+        <w:pStyle w:val="Compact"/>
         <w:numPr>
           <w:ilvl w:val="0"/>
           <w:numId w:val="1001"/>
         </w:numPr>
-        <w:pStyle w:val="Compact"/>
+        <w:jc w:val="left"/>
       </w:pPr>
       <w:r>
         <w:t xml:space="preserve">Liquidity and prices moved at FTSE’s disclosures, before the first index tranche</w:t>
@@ -37,11 +40,12 @@
     </w:p>
     <w:p>
       <w:pPr>
+        <w:pStyle w:val="Compact"/>
         <w:numPr>
           <w:ilvl w:val="0"/>
           <w:numId w:val="1001"/>
         </w:numPr>
-        <w:pStyle w:val="Compact"/>
+        <w:jc w:val="left"/>
       </w:pPr>
       <w:r>
         <w:t xml:space="preserve">Prices rose at the announcement and confirmation, not at the list or effective date</w:t>
@@ -49,11 +53,12 @@
     </w:p>
     <w:p>
       <w:pPr>
+        <w:pStyle w:val="Compact"/>
         <w:numPr>
           <w:ilvl w:val="0"/>
           <w:numId w:val="1001"/>
         </w:numPr>
-        <w:pStyle w:val="Compact"/>
+        <w:jc w:val="left"/>
       </w:pPr>
       <w:r>
         <w:t xml:space="preserve">Rebalancing-day trading surged for included stocks only, with no price effect</w:t>
@@ -61,11 +66,12 @@
     </w:p>
     <w:p>
       <w:pPr>
+        <w:pStyle w:val="Compact"/>
         <w:numPr>
           <w:ilvl w:val="0"/>
           <w:numId w:val="1001"/>
         </w:numPr>
-        <w:pStyle w:val="Compact"/>
+        <w:jc w:val="left"/>
       </w:pPr>
       <w:r>
         <w:t xml:space="preserve">Intention-to-treat on a pre-announcement list separates effects from selection</w:t>
@@ -74,7 +80,7 @@
     <w:bookmarkEnd w:id="20"/>
     <w:sectPr>
       <w:headerReference r:id="rId9" w:type="default"/>
-      <w:pgMar w:bottom="1440" w:left="1440" w:right="1440" w:top="1440"/>
+      <w:pgMar w:bottom="1440" w:left="1440" w:right="1440" w:top="1440" w:header="708" w:footer="708" w:gutter="0"/>
     </w:sectPr>
   </w:body>
 </w:document>
@@ -122,7 +128,7 @@
 <file path=word/numbering.xml><?xml version="1.0" encoding="utf-8"?>
 <w:numbering xmlns:w="http://schemas.openxmlformats.org/wordprocessingml/2006/main">
   <w:abstractNum w:abstractNumId="990">
-    <w:nsid w:val="A990"/>
+    <w:nsid w:val="0000A990"/>
     <w:multiLevelType w:val="multilevel"/>
     <w:lvl w:ilvl="0">
       <w:numFmt w:val="bullet"/>
@@ -198,7 +204,7 @@
     </w:lvl>
   </w:abstractNum>
   <w:abstractNum w:abstractNumId="991">
-    <w:nsid w:val="A991"/>
+    <w:nsid w:val="0000A991"/>
     <w:multiLevelType w:val="multilevel"/>
     <w:lvl w:ilvl="0">
       <w:numFmt w:val="bullet"/>
@@ -305,9 +311,11 @@
     <w:qFormat/>
     <w:pPr>
       <w:spacing w:after="0" w:line="480" w:lineRule="auto"/>
-    </w:pPr>
-    <w:rPr>
-      <w:rFonts w:ascii="Times New Roman" w:cs="Times New Roman" w:eastAsia="Times New Roman" w:hAnsi="Times New Roman"/>
+      <w:jc w:val="both"/>
+    </w:pPr>
+    <w:rPr>
+      <w:rFonts w:ascii="Times New Roman" w:cs="Times New Roman" w:eastAsia="Times New Roman" w:hAnsi="Times New Roman"/>
+      <w:color w:val="000000"/>
       <w:sz w:val="24"/>
     </w:rPr>
   </w:style>
@@ -315,12 +323,14 @@
     <w:name w:val="Body Text"/>
     <w:basedOn w:val="Normal"/>
     <w:link w:val="BodyTextChar"/>
+    <w:qFormat/>
     <w:pPr>
       <w:spacing w:after="0" w:before="180" w:line="480" w:lineRule="auto"/>
-    </w:pPr>
-    <w:qFormat/>
-    <w:rPr>
-      <w:rFonts w:ascii="Times New Roman" w:cs="Times New Roman" w:eastAsia="Times New Roman" w:hAnsi="Times New Roman"/>
+      <w:jc w:val="both"/>
+    </w:pPr>
+    <w:rPr>
+      <w:rFonts w:ascii="Times New Roman" w:cs="Times New Roman" w:eastAsia="Times New Roman" w:hAnsi="Times New Roman"/>
+      <w:color w:val="000000"/>
       <w:sz w:val="24"/>
     </w:rPr>
   </w:style>
@@ -331,9 +341,11 @@
     <w:qFormat/>
     <w:pPr>
       <w:spacing w:after="0" w:line="480" w:lineRule="auto"/>
-    </w:pPr>
-    <w:rPr>
-      <w:rFonts w:ascii="Times New Roman" w:cs="Times New Roman" w:eastAsia="Times New Roman" w:hAnsi="Times New Roman"/>
+      <w:jc w:val="both"/>
+    </w:pPr>
+    <w:rPr>
+      <w:rFonts w:ascii="Times New Roman" w:cs="Times New Roman" w:eastAsia="Times New Roman" w:hAnsi="Times New Roman"/>
+      <w:color w:val="000000"/>
       <w:sz w:val="24"/>
     </w:rPr>
   </w:style>
@@ -342,10 +354,11 @@
     <w:basedOn w:val="BodyText"/>
     <w:qFormat/>
     <w:pPr>
-      <w:spacing w:after="36" w:before="36"/>
-    </w:pPr>
-    <w:rPr>
-      <w:rFonts w:ascii="Times New Roman" w:cs="Times New Roman" w:eastAsia="Times New Roman" w:hAnsi="Times New Roman"/>
+      <w:spacing w:after="20" w:before="20" w:line="240" w:lineRule="auto"/>
+    </w:pPr>
+    <w:rPr>
+      <w:rFonts w:ascii="Times New Roman" w:cs="Times New Roman" w:eastAsia="Times New Roman" w:hAnsi="Times New Roman"/>
+      <w:color w:val="000000"/>
       <w:sz w:val="20"/>
     </w:rPr>
   </w:style>
@@ -364,6 +377,7 @@
       <w:rFonts w:ascii="Times New Roman" w:cs="Times New Roman" w:eastAsia="Times New Roman" w:hAnsi="Times New Roman"/>
       <w:b/>
       <w:bCs/>
+      <w:color w:val="000000"/>
       <w:sz w:val="32"/>
       <w:szCs w:val="36"/>
     </w:rPr>
@@ -381,6 +395,7 @@
     </w:pPr>
     <w:rPr>
       <w:rFonts w:ascii="Times New Roman" w:cs="Times New Roman" w:eastAsia="Times New Roman" w:hAnsi="Times New Roman"/>
+      <w:color w:val="000000"/>
       <w:sz w:val="30"/>
       <w:szCs w:val="30"/>
     </w:rPr>
@@ -396,6 +411,7 @@
     </w:pPr>
     <w:rPr>
       <w:rFonts w:ascii="Times New Roman" w:cs="Times New Roman" w:eastAsia="Times New Roman" w:hAnsi="Times New Roman"/>
+      <w:color w:val="000000"/>
     </w:rPr>
   </w:style>
   <w:style w:styleId="Date" w:type="paragraph">
@@ -409,6 +425,7 @@
     </w:pPr>
     <w:rPr>
       <w:rFonts w:ascii="Times New Roman" w:cs="Times New Roman" w:eastAsia="Times New Roman" w:hAnsi="Times New Roman"/>
+      <w:color w:val="000000"/>
     </w:rPr>
   </w:style>
   <w:style w:customStyle="1" w:styleId="AbstractTitle" w:type="paragraph">
@@ -419,16 +436,15 @@
     <w:pPr>
       <w:keepNext/>
       <w:keepLines/>
+      <w:spacing w:after="0" w:before="300"/>
       <w:jc w:val="center"/>
-      <w:spacing w:after="0" w:before="300"/>
-    </w:pPr>
-    <w:rPr>
+    </w:pPr>
+    <w:rPr>
+      <w:rFonts w:ascii="Times New Roman" w:cs="Times New Roman" w:eastAsia="Times New Roman" w:hAnsi="Times New Roman"/>
+      <w:b/>
+      <w:color w:val="000000"/>
       <w:sz w:val="20"/>
       <w:szCs w:val="20"/>
-      <w:rFonts w:ascii="Times New Roman" w:cs="Times New Roman" w:eastAsia="Times New Roman" w:hAnsi="Times New Roman"/>
-      <w:b/>
-      <w:color w:val="345A8A"/>
-      &gt;
     </w:rPr>
   </w:style>
   <w:style w:customStyle="1" w:styleId="Abstract" w:type="paragraph">
@@ -443,6 +459,7 @@
     </w:pPr>
     <w:rPr>
       <w:rFonts w:ascii="Times New Roman" w:cs="Times New Roman" w:eastAsia="Times New Roman" w:hAnsi="Times New Roman"/>
+      <w:color w:val="000000"/>
       <w:sz w:val="20"/>
       <w:szCs w:val="20"/>
     </w:rPr>
@@ -455,6 +472,7 @@
     <w:pPr/>
     <w:rPr>
       <w:rFonts w:ascii="Times New Roman" w:cs="Times New Roman" w:eastAsia="Times New Roman" w:hAnsi="Times New Roman"/>
+      <w:color w:val="000000"/>
     </w:rPr>
   </w:style>
   <w:style w:styleId="Heading1" w:type="paragraph">
@@ -473,7 +491,7 @@
       <w:rFonts w:ascii="Times New Roman" w:cs="Times New Roman" w:eastAsia="Times New Roman" w:hAnsi="Times New Roman"/>
       <w:b/>
       <w:bCs/>
-      <w:color w:themeColor="accent1" w:val="4F81BD"/>
+      <w:color w:val="000000"/>
       <w:sz w:val="32"/>
       <w:szCs w:val="32"/>
     </w:rPr>
@@ -495,7 +513,7 @@
       <w:rFonts w:ascii="Times New Roman" w:cs="Times New Roman" w:eastAsia="Times New Roman" w:hAnsi="Times New Roman"/>
       <w:b/>
       <w:bCs/>
-      <w:color w:themeColor="accent1" w:val="4F81BD"/>
+      <w:color w:val="000000"/>
       <w:sz w:val="28"/>
       <w:szCs w:val="28"/>
     </w:rPr>
@@ -517,7 +535,7 @@
       <w:rFonts w:ascii="Times New Roman" w:cs="Times New Roman" w:eastAsia="Times New Roman" w:hAnsi="Times New Roman"/>
       <w:b/>
       <w:bCs/>
-      <w:color w:themeColor="accent1" w:val="4F81BD"/>
+      <w:color w:val="000000"/>
       <w:sz w:val="24"/>
       <w:szCs w:val="24"/>
     </w:rPr>
@@ -537,9 +555,9 @@
     </w:pPr>
     <w:rPr>
       <w:rFonts w:ascii="Times New Roman" w:cs="Times New Roman" w:eastAsia="Times New Roman" w:hAnsi="Times New Roman"/>
+      <w:bCs/>
       <w:i/>
-      <w:bCs/>
-      <w:color w:themeColor="accent1" w:val="4F81BD"/>
+      <w:color w:val="000000"/>
       <w:sz w:val="24"/>
       <w:szCs w:val="24"/>
     </w:rPr>
@@ -560,7 +578,7 @@
     <w:rPr>
       <w:rFonts w:ascii="Times New Roman" w:cs="Times New Roman" w:eastAsia="Times New Roman" w:hAnsi="Times New Roman"/>
       <w:iCs/>
-      <w:color w:themeColor="accent1" w:val="4F81BD"/>
+      <w:color w:val="000000"/>
       <w:sz w:val="24"/>
       <w:szCs w:val="24"/>
     </w:rPr>
@@ -580,7 +598,7 @@
     </w:pPr>
     <w:rPr>
       <w:rFonts w:ascii="Times New Roman" w:cs="Times New Roman" w:eastAsia="Times New Roman" w:hAnsi="Times New Roman"/>
-      <w:color w:themeColor="accent1" w:val="4F81BD"/>
+      <w:color w:val="000000"/>
       <w:sz w:val="24"/>
       <w:szCs w:val="24"/>
     </w:rPr>
@@ -600,7 +618,7 @@
     </w:pPr>
     <w:rPr>
       <w:rFonts w:ascii="Times New Roman" w:cs="Times New Roman" w:eastAsia="Times New Roman" w:hAnsi="Times New Roman"/>
-      <w:color w:themeColor="accent1" w:val="4F81BD"/>
+      <w:color w:val="000000"/>
       <w:sz w:val="24"/>
       <w:szCs w:val="24"/>
     </w:rPr>
@@ -620,7 +638,7 @@
     </w:pPr>
     <w:rPr>
       <w:rFonts w:ascii="Times New Roman" w:cs="Times New Roman" w:eastAsia="Times New Roman" w:hAnsi="Times New Roman"/>
-      <w:color w:themeColor="accent1" w:val="4F81BD"/>
+      <w:color w:val="000000"/>
       <w:sz w:val="24"/>
       <w:szCs w:val="24"/>
     </w:rPr>
@@ -640,7 +658,7 @@
     </w:pPr>
     <w:rPr>
       <w:rFonts w:ascii="Times New Roman" w:cs="Times New Roman" w:eastAsia="Times New Roman" w:hAnsi="Times New Roman"/>
-      <w:color w:themeColor="accent1" w:val="4F81BD"/>
+      <w:color w:val="000000"/>
       <w:sz w:val="24"/>
       <w:szCs w:val="24"/>
     </w:rPr>
@@ -658,6 +676,7 @@
     </w:pPr>
     <w:rPr>
       <w:rFonts w:ascii="Times New Roman" w:cs="Times New Roman" w:eastAsia="Times New Roman" w:hAnsi="Times New Roman"/>
+      <w:color w:val="000000"/>
     </w:rPr>
   </w:style>
   <w:style w:styleId="FootnoteText" w:type="paragraph">
@@ -669,6 +688,7 @@
     <w:qFormat/>
     <w:rPr>
       <w:rFonts w:ascii="Times New Roman" w:cs="Times New Roman" w:eastAsia="Times New Roman" w:hAnsi="Times New Roman"/>
+      <w:color w:val="000000"/>
     </w:rPr>
   </w:style>
   <w:style w:default="1" w:styleId="DefaultParagraphFont" w:type="character">
@@ -677,6 +697,7 @@
     <w:unhideWhenUsed/>
     <w:rPr>
       <w:rFonts w:ascii="Times New Roman" w:cs="Times New Roman" w:eastAsia="Times New Roman" w:hAnsi="Times New Roman"/>
+      <w:color w:val="000000"/>
     </w:rPr>
   </w:style>
   <w:style w:default="1" w:styleId="Table" w:type="table">
@@ -685,8 +706,12 @@
     <w:semiHidden/>
     <w:unhideWhenUsed/>
     <w:qFormat/>
-    <w:rPr>
-      <w:rFonts w:ascii="Times New Roman" w:cs="Times New Roman" w:eastAsia="Times New Roman" w:hAnsi="Times New Roman"/>
+    <w:pPr>
+      <w:spacing w:after="20" w:before="20" w:line="240" w:lineRule="auto"/>
+    </w:pPr>
+    <w:rPr>
+      <w:rFonts w:ascii="Times New Roman" w:cs="Times New Roman" w:eastAsia="Times New Roman" w:hAnsi="Times New Roman"/>
+      <w:color w:val="000000"/>
       <w:sz w:val="20"/>
     </w:rPr>
     <w:tblPr>
@@ -707,10 +732,10 @@
         <w:jc w:val="left"/>
       </w:trPr>
       <w:tcPr>
-        <w:vAlign w:val="bottom"/>
         <w:tcBorders>
           <w:bottom w:val="single"/>
         </w:tcBorders>
+        <w:vAlign w:val="bottom"/>
       </w:tcPr>
     </w:tblStylePr>
   </w:style>
@@ -726,6 +751,7 @@
     <w:rPr>
       <w:rFonts w:ascii="Times New Roman" w:cs="Times New Roman" w:eastAsia="Times New Roman" w:hAnsi="Times New Roman"/>
       <w:b/>
+      <w:color w:val="000000"/>
     </w:rPr>
   </w:style>
   <w:style w:customStyle="1" w:styleId="Definition" w:type="paragraph">
@@ -733,6 +759,7 @@
     <w:basedOn w:val="Normal"/>
     <w:rPr>
       <w:rFonts w:ascii="Times New Roman" w:cs="Times New Roman" w:eastAsia="Times New Roman" w:hAnsi="Times New Roman"/>
+      <w:color w:val="000000"/>
     </w:rPr>
   </w:style>
   <w:style w:styleId="Caption" w:type="paragraph">
@@ -745,6 +772,7 @@
     <w:rPr>
       <w:rFonts w:ascii="Times New Roman" w:cs="Times New Roman" w:eastAsia="Times New Roman" w:hAnsi="Times New Roman"/>
       <w:i/>
+      <w:color w:val="000000"/>
     </w:rPr>
   </w:style>
   <w:style w:customStyle="1" w:styleId="TableCaption" w:type="paragraph">
@@ -755,6 +783,7 @@
     </w:pPr>
     <w:rPr>
       <w:rFonts w:ascii="Times New Roman" w:cs="Times New Roman" w:eastAsia="Times New Roman" w:hAnsi="Times New Roman"/>
+      <w:color w:val="000000"/>
     </w:rPr>
   </w:style>
   <w:style w:customStyle="1" w:styleId="ImageCaption" w:type="paragraph">
@@ -762,6 +791,7 @@
     <w:basedOn w:val="Caption"/>
     <w:rPr>
       <w:rFonts w:ascii="Times New Roman" w:cs="Times New Roman" w:eastAsia="Times New Roman" w:hAnsi="Times New Roman"/>
+      <w:color w:val="000000"/>
       <w:sz w:val="22"/>
     </w:rPr>
   </w:style>
@@ -770,6 +800,7 @@
     <w:basedOn w:val="Normal"/>
     <w:rPr>
       <w:rFonts w:ascii="Times New Roman" w:cs="Times New Roman" w:eastAsia="Times New Roman" w:hAnsi="Times New Roman"/>
+      <w:color w:val="000000"/>
     </w:rPr>
   </w:style>
   <w:style w:customStyle="1" w:styleId="CaptionedFigure" w:type="paragraph">
@@ -780,6 +811,7 @@
     </w:pPr>
     <w:rPr>
       <w:rFonts w:ascii="Times New Roman" w:cs="Times New Roman" w:eastAsia="Times New Roman" w:hAnsi="Times New Roman"/>
+      <w:color w:val="000000"/>
     </w:rPr>
   </w:style>
   <w:style w:customStyle="1" w:styleId="BodyTextChar" w:type="character">
@@ -788,6 +820,7 @@
     <w:link w:val="BodyText"/>
     <w:rPr>
       <w:rFonts w:ascii="Times New Roman" w:cs="Times New Roman" w:eastAsia="Times New Roman" w:hAnsi="Times New Roman"/>
+      <w:color w:val="000000"/>
     </w:rPr>
   </w:style>
   <w:style w:customStyle="1" w:styleId="VerbatimChar" w:type="character">
@@ -795,6 +828,7 @@
     <w:basedOn w:val="BodyTextChar"/>
     <w:rPr>
       <w:rFonts w:ascii="Times New Roman" w:cs="Times New Roman" w:eastAsia="Times New Roman" w:hAnsi="Times New Roman"/>
+      <w:color w:val="000000"/>
       <w:sz w:val="22"/>
     </w:rPr>
   </w:style>
@@ -803,6 +837,7 @@
     <w:basedOn w:val="BodyTextChar"/>
     <w:rPr>
       <w:rFonts w:ascii="Times New Roman" w:cs="Times New Roman" w:eastAsia="Times New Roman" w:hAnsi="Times New Roman"/>
+      <w:color w:val="000000"/>
     </w:rPr>
   </w:style>
   <w:style w:styleId="FootnoteReference" w:type="character">
@@ -810,6 +845,7 @@
     <w:basedOn w:val="BodyTextChar"/>
     <w:rPr>
       <w:rFonts w:ascii="Times New Roman" w:cs="Times New Roman" w:eastAsia="Times New Roman" w:hAnsi="Times New Roman"/>
+      <w:color w:val="000000"/>
       <w:vertAlign w:val="superscript"/>
     </w:rPr>
   </w:style>
@@ -818,7 +854,8 @@
     <w:basedOn w:val="BodyTextChar"/>
     <w:rPr>
       <w:rFonts w:ascii="Times New Roman" w:cs="Times New Roman" w:eastAsia="Times New Roman" w:hAnsi="Times New Roman"/>
-      <w:color w:themeColor="accent1" w:val="4F81BD"/>
+      <w:color w:val="000000"/>
+      <w:u w:val="none"/>
     </w:rPr>
   </w:style>
   <w:style w:styleId="TOCHeading" w:type="paragraph">
@@ -836,7 +873,7 @@
       <w:rFonts w:ascii="Times New Roman" w:cs="Times New Roman" w:eastAsia="Times New Roman" w:hAnsi="Times New Roman"/>
       <w:b w:val="0"/>
       <w:bCs w:val="0"/>
-      <w:color w:themeColor="accent1" w:themeShade="BF" w:val="365F91"/>
+      <w:color w:val="000000"/>
     </w:rPr>
   </w:style>
   <w:style w:type="paragraph" w:customStyle="1" w:styleId="SourceCode">
@@ -851,8 +888,8 @@
     <w:name w:val="KeywordTok"/>
     <w:basedOn w:val="VerbatimChar"/>
     <w:rPr>
+      <w:b/>
       <w:color w:val="007020"/>
-      <w:b/>
     </w:rPr>
   </w:style>
   <w:style w:type="character" w:customStyle="1" w:styleId="DataTypeTok">
@@ -929,42 +966,42 @@
     <w:name w:val="ImportTok"/>
     <w:basedOn w:val="VerbatimChar"/>
     <w:rPr>
+      <w:b/>
       <w:color w:val="008000"/>
-      <w:b/>
     </w:rPr>
   </w:style>
   <w:style w:type="character" w:customStyle="1" w:styleId="CommentTok">
     <w:name w:val="CommentTok"/>
     <w:basedOn w:val="VerbatimChar"/>
     <w:rPr>
+      <w:i/>
       <w:color w:val="60a0b0"/>
-      <w:i/>
     </w:rPr>
   </w:style>
   <w:style w:type="character" w:customStyle="1" w:styleId="DocumentationTok">
     <w:name w:val="DocumentationTok"/>
     <w:basedOn w:val="VerbatimChar"/>
     <w:rPr>
+      <w:i/>
       <w:color w:val="ba2121"/>
-      <w:i/>
     </w:rPr>
   </w:style>
   <w:style w:type="character" w:customStyle="1" w:styleId="AnnotationTok">
     <w:name w:val="AnnotationTok"/>
     <w:basedOn w:val="VerbatimChar"/>
     <w:rPr>
-      <w:color w:val="60a0b0"/>
       <w:b/>
       <w:i/>
+      <w:color w:val="60a0b0"/>
     </w:rPr>
   </w:style>
   <w:style w:type="character" w:customStyle="1" w:styleId="CommentVarTok">
     <w:name w:val="CommentVarTok"/>
     <w:basedOn w:val="VerbatimChar"/>
     <w:rPr>
-      <w:color w:val="60a0b0"/>
       <w:b/>
       <w:i/>
+      <w:color w:val="60a0b0"/>
     </w:rPr>
   </w:style>
   <w:style w:type="character" w:customStyle="1" w:styleId="OtherTok">
@@ -992,8 +1029,8 @@
     <w:name w:val="ControlFlowTok"/>
     <w:basedOn w:val="VerbatimChar"/>
     <w:rPr>
+      <w:b/>
       <w:color w:val="007020"/>
-      <w:b/>
     </w:rPr>
   </w:style>
   <w:style w:type="character" w:customStyle="1" w:styleId="OperatorTok">
@@ -1038,34 +1075,34 @@
     <w:name w:val="InformationTok"/>
     <w:basedOn w:val="VerbatimChar"/>
     <w:rPr>
-      <w:color w:val="60a0b0"/>
       <w:b/>
       <w:i/>
+      <w:color w:val="60a0b0"/>
     </w:rPr>
   </w:style>
   <w:style w:type="character" w:customStyle="1" w:styleId="WarningTok">
     <w:name w:val="WarningTok"/>
     <w:basedOn w:val="VerbatimChar"/>
     <w:rPr>
-      <w:color w:val="60a0b0"/>
       <w:b/>
       <w:i/>
+      <w:color w:val="60a0b0"/>
     </w:rPr>
   </w:style>
   <w:style w:type="character" w:customStyle="1" w:styleId="AlertTok">
     <w:name w:val="AlertTok"/>
     <w:basedOn w:val="VerbatimChar"/>
     <w:rPr>
+      <w:b/>
       <w:color w:val="ff0000"/>
-      <w:b/>
     </w:rPr>
   </w:style>
   <w:style w:type="character" w:customStyle="1" w:styleId="ErrorTok">
     <w:name w:val="ErrorTok"/>
     <w:basedOn w:val="VerbatimChar"/>
     <w:rPr>
+      <w:b/>
       <w:color w:val="ff0000"/>
-      <w:b/>
     </w:rPr>
   </w:style>
   <w:style w:type="character" w:customStyle="1" w:styleId="NormalTok">
